--- a/courts/ninth-circuit/hawaii/federal/district/complaint/usage/OUTPUT-complaint.docx
+++ b/courts/ninth-circuit/hawaii/federal/district/complaint/usage/OUTPUT-complaint.docx
@@ -1289,7 +1289,7 @@
             </w:tcBorders>
             <w:tcMar>
               <w:bottom w:w="145" w:type="dxa"/>
-              <w:right w:w="127" w:type="dxa"/>
+              <w:right w:w="180" w:type="dxa"/>
             </w:tcMar>
           </w:tcPr>
           <w:p>
